--- a/DESIGN.docx
+++ b/DESIGN.docx
@@ -1086,7 +1086,7 @@
     </w:p>
     <w:p>
       <w:r>
-        <w:t>3. No conversation summarization -- overflow window exists but summary generation isn't triggered automatically (would require an additional LLM call).</w:t>
+        <w:t>3. No conversation summarization -- overflow window exists but summary generation isn't triggered automatically.</w:t>
       </w:r>
     </w:p>
     <w:p>
